--- a/docs/オペレーションマニュアル.docx
+++ b/docs/オペレーションマニュアル.docx
@@ -5594,7 +5594,7 @@
       <w:r>
         <w:drawing>
           <wp:inline distT="0" distB="0" distL="0" distR="0">
-            <wp:extent cx="5715000" cy="7648575"/>
+            <wp:extent cx="5715000" cy="7715250"/>
             <wp:effectExtent t="0" r="0" b="0" l="0"/>
             <wp:docPr id="1" name="システム設定" descr="システム設定" title="システム設定"/>
             <wp:cNvGraphicFramePr>
@@ -5619,7 +5619,7 @@
                   <pic:spPr bwMode="auto">
                     <a:xfrm>
                       <a:off x="0" y="0"/>
-                      <a:ext cx="5715000" cy="7648575"/>
+                      <a:ext cx="5715000" cy="7715250"/>
                     </a:xfrm>
                     <a:prstGeom prst="rect">
                       <a:avLst/>

--- a/docs/オペレーションマニュアル.docx
+++ b/docs/オペレーションマニュアル.docx
@@ -15,7 +15,7 @@
         <w:spacing w:after="120"/>
       </w:pPr>
       <w:r>
-        <w:t xml:space="preserve">最終更新: 2026-10-14</w:t>
+        <w:t xml:space="preserve">最終更新: 2026-10-15</w:t>
       </w:r>
     </w:p>
     <w:p>
@@ -2657,7 +2657,7 @@
       <w:r>
         <w:drawing>
           <wp:inline distT="0" distB="0" distL="0" distR="0">
-            <wp:extent cx="5715000" cy="3867150"/>
+            <wp:extent cx="5715000" cy="3933825"/>
             <wp:effectExtent t="0" r="0" b="0" l="0"/>
             <wp:docPr id="1" name="ダッシュボード" descr="ダッシュボード" title="ダッシュボード"/>
             <wp:cNvGraphicFramePr>
@@ -2682,7 +2682,7 @@
                   <pic:spPr bwMode="auto">
                     <a:xfrm>
                       <a:off x="0" y="0"/>
-                      <a:ext cx="5715000" cy="3867150"/>
+                      <a:ext cx="5715000" cy="3933825"/>
                     </a:xfrm>
                     <a:prstGeom prst="rect">
                       <a:avLst/>
@@ -2787,7 +2787,45 @@
         </w:numPr>
       </w:pPr>
       <w:r>
-        <w:t xml:space="preserve">本社へ戻ったドライバーには「帰社」の目印が付きます。</w:t>
+        <w:t xml:space="preserve">「配達完了」の欄は、ドライバー・トラック・帰社の状況を1行に表示します。</w:t>
+      </w:r>
+    </w:p>
+    <w:p>
+      <w:pPr>
+        <w:pStyle w:val="ListParagraph"/>
+        <w:numPr>
+          <w:ilvl w:val="1"/>
+          <w:numId w:val="3"/>
+        </w:numPr>
+      </w:pPr>
+      <w:r>
+        <w:rPr>
+          <w:b/>
+          <w:bCs/>
+        </w:rPr>
+        <w:t xml:space="preserve">帰社途中 14:16予定</w:t>
+      </w:r>
+      <w:r>
+        <w:t xml:space="preserve">（オレンジ）: 配達はすべて終わり、本社へ戻っている途中です。時刻は本社に着く見込みです。</w:t>
+      </w:r>
+    </w:p>
+    <w:p>
+      <w:pPr>
+        <w:pStyle w:val="ListParagraph"/>
+        <w:numPr>
+          <w:ilvl w:val="1"/>
+          <w:numId w:val="3"/>
+        </w:numPr>
+      </w:pPr>
+      <w:r>
+        <w:rPr>
+          <w:b/>
+          <w:bCs/>
+        </w:rPr>
+        <w:t xml:space="preserve">帰社済み 11:37</w:t>
+      </w:r>
+      <w:r>
+        <w:t xml:space="preserve">（緑）: 本社に戻り、ドライバーが「帰社」を押した時刻です。</w:t>
       </w:r>
     </w:p>
     <w:p>
@@ -2807,6 +2845,26 @@
       </w:r>
       <w:r>
         <w:t xml:space="preserve">: トラックごとのカードで、配送先ごとの状況（完了・未完了）と便を表示します。上の並び替えで、出発時刻順・配送状況順などに切り替えられます。</w:t>
+      </w:r>
+    </w:p>
+    <w:p>
+      <w:pPr>
+        <w:pStyle w:val="ListParagraph"/>
+        <w:numPr>
+          <w:ilvl w:val="1"/>
+          <w:numId w:val="3"/>
+        </w:numPr>
+      </w:pPr>
+      <w:r>
+        <w:t xml:space="preserve">配達が終わったトラックのカードには、同じ「帰社途中」「帰社済み」が帯で表示されます。</w:t>
+      </w:r>
+    </w:p>
+    <w:p>
+      <w:pPr>
+        <w:spacing w:after="120"/>
+      </w:pPr>
+      <w:r>
+        <w:t xml:space="preserve">帰社予定の時刻は、最後に配達を完了した時刻と場所から、本社までの移動時間（昼休みを含む）で計算した目安です。配送計画一覧の「帰社予定」は計画上の予定時刻から計算するため、時刻が違うことがあります。</w:t>
       </w:r>
     </w:p>
     <w:p>
@@ -2985,7 +3043,7 @@
         <w:t xml:space="preserve">容積</w:t>
       </w:r>
       <w:r>
-        <w:t xml:space="preserve">: その日に登録した荷物の体積の合計と、登録されたトラックで運べる量（往復回数と積載率を見込んだ量）を比べます。</w:t>
+        <w:t xml:space="preserve">: その日に登録した荷物の体積の合計と、登録されたトラックで運べる量（往復回数と、システム設定の積載利用率を見込んだ量）を比べます。</w:t>
       </w:r>
     </w:p>
     <w:p>
@@ -4342,7 +4400,7 @@
         <w:t xml:space="preserve">使用中のトラック</w:t>
       </w:r>
       <w:r>
-        <w:t xml:space="preserve">: その日のトラックと、積んでいる量（m³）・積載率です。積みすぎ（100%超）は赤で表示されます。</w:t>
+        <w:t xml:space="preserve">: その日のトラックと、積んでいる量（m³）・積載率です。積める量は「容積上限×積載利用率（システム設定）」で、これを100%とします。積みすぎ（100%超）は赤で表示されます。</w:t>
       </w:r>
     </w:p>
     <w:p>
@@ -5132,7 +5190,7 @@
       <w:r>
         <w:drawing>
           <wp:inline distT="0" distB="0" distL="0" distR="0">
-            <wp:extent cx="5715000" cy="4381500"/>
+            <wp:extent cx="5715000" cy="4448175"/>
             <wp:effectExtent t="0" r="0" b="0" l="0"/>
             <wp:docPr id="1" name="トラック管理" descr="トラック管理" title="トラック管理"/>
             <wp:cNvGraphicFramePr>
@@ -5157,7 +5215,7 @@
                   <pic:spPr bwMode="auto">
                     <a:xfrm>
                       <a:off x="0" y="0"/>
-                      <a:ext cx="5715000" cy="4381500"/>
+                      <a:ext cx="5715000" cy="4448175"/>
                     </a:xfrm>
                     <a:prstGeom prst="rect">
                       <a:avLst/>
@@ -5193,26 +5251,72 @@
         </w:numPr>
       </w:pPr>
       <w:r>
-        <w:t xml:space="preserve">ナンバー、型式、積載量（kg）、容積上限（m³）、荷台の幅・奥行き・高さ（m）、デフォルトドライバー、状態を登録します。</w:t>
-      </w:r>
-    </w:p>
-    <w:p>
-      <w:pPr>
-        <w:pStyle w:val="ListParagraph"/>
-        <w:numPr>
-          <w:ilvl w:val="0"/>
-          <w:numId w:val="3"/>
-        </w:numPr>
-      </w:pPr>
+        <w:t xml:space="preserve">ナンバー、型式、積載量（kg）、荷台の幅・奥行き・高さ（m）、デフォルトドライバー、状態を登録します。</w:t>
+      </w:r>
       <w:r>
         <w:rPr>
           <w:b/>
           <w:bCs/>
         </w:rPr>
-        <w:t xml:space="preserve">容積上限と荷台の寸法は、荷物の積み込み判定に使います。</w:t>
-      </w:r>
-      <w:r>
-        <w:t xml:space="preserve"> 入力しないと、そのトラックは容積・サイズのチェックの対象外になります。</w:t>
+        <w:t xml:space="preserve">荷台の幅・奥行き・高さは必須</w:t>
+      </w:r>
+      <w:r>
+        <w:t xml:space="preserve">です。</w:t>
+      </w:r>
+    </w:p>
+    <w:p>
+      <w:pPr>
+        <w:pStyle w:val="ListParagraph"/>
+        <w:numPr>
+          <w:ilvl w:val="0"/>
+          <w:numId w:val="3"/>
+        </w:numPr>
+      </w:pPr>
+      <w:r>
+        <w:rPr>
+          <w:b/>
+          <w:bCs/>
+        </w:rPr>
+        <w:t xml:space="preserve">容積上限（m³）は自動で計算されます。</w:t>
+      </w:r>
+      <w:r>
+        <w:t xml:space="preserve"> 荷台の幅・奥行き・高さを入れると、その掛け算が「容積上限」欄に表示されます（例：1.8×4.3×1＝7.74m³）。手で入力する必要はありません。</w:t>
+      </w:r>
+    </w:p>
+    <w:p>
+      <w:pPr>
+        <w:pStyle w:val="ListParagraph"/>
+        <w:numPr>
+          <w:ilvl w:val="0"/>
+          <w:numId w:val="3"/>
+        </w:numPr>
+      </w:pPr>
+      <w:r>
+        <w:t xml:space="preserve">荷台の寸法と容積上限は、荷物の積み込み判定（荷台に入るか、どれだけ積めるか）に使います。</w:t>
+      </w:r>
+    </w:p>
+    <w:p>
+      <w:pPr>
+        <w:pStyle w:val="ListParagraph"/>
+        <w:numPr>
+          <w:ilvl w:val="0"/>
+          <w:numId w:val="3"/>
+        </w:numPr>
+      </w:pPr>
+      <w:r>
+        <w:t xml:space="preserve">荷物の間にできる隙間を見込んだ「ゆとり」は、トラックごとではなく、システム設定の「積載利用率」で全トラックまとめて設定します（17章）。</w:t>
+      </w:r>
+    </w:p>
+    <w:p>
+      <w:pPr>
+        <w:pStyle w:val="ListParagraph"/>
+        <w:numPr>
+          <w:ilvl w:val="0"/>
+          <w:numId w:val="3"/>
+        </w:numPr>
+      </w:pPr>
+      <w:r>
+        <w:t xml:space="preserve">積載量（kg）は登録・表示のみで、積み込みの判定には使いません。</w:t>
       </w:r>
     </w:p>
     <w:p>
@@ -5361,37 +5465,345 @@
     </w:p>
     <w:p>
       <w:pPr>
+        <w:pStyle w:val="ListParagraph"/>
+        <w:numPr>
+          <w:ilvl w:val="0"/>
+          <w:numId w:val="11"/>
+        </w:numPr>
+      </w:pPr>
+      <w:r>
+        <w:t xml:space="preserve">Excelなどで、1行に1件ずつ、名称・住所・電話番号を並べた表を作ります。</w:t>
+      </w:r>
+    </w:p>
+    <w:tbl>
+      <w:tblPr>
+        <w:tblW w:type="dxa" w:w="9026"/>
+        <w:tblBorders>
+          <w:top w:val="single" w:color="auto" w:sz="4"/>
+          <w:left w:val="single" w:color="auto" w:sz="4"/>
+          <w:bottom w:val="single" w:color="auto" w:sz="4"/>
+          <w:right w:val="single" w:color="auto" w:sz="4"/>
+          <w:insideH w:val="single" w:color="auto" w:sz="4"/>
+          <w:insideV w:val="single" w:color="auto" w:sz="4"/>
+        </w:tblBorders>
+      </w:tblPr>
+      <w:tblGrid>
+        <w:gridCol w:w="1289"/>
+        <w:gridCol w:w="3868"/>
+        <w:gridCol w:w="3869"/>
+      </w:tblGrid>
+      <w:tr>
+        <w:trPr>
+          <w:tblHeader/>
+        </w:trPr>
+        <w:tc>
+          <w:tcPr>
+            <w:tcW w:type="dxa" w:w="1289"/>
+            <w:tcBorders>
+              <w:top w:val="single" w:color="BFC7D5" w:sz="4"/>
+              <w:left w:val="single" w:color="BFC7D5" w:sz="4"/>
+              <w:bottom w:val="single" w:color="BFC7D5" w:sz="4"/>
+              <w:right w:val="single" w:color="BFC7D5" w:sz="4"/>
+            </w:tcBorders>
+            <w:shd w:fill="E5EAF2" w:color="auto" w:val="clear"/>
+            <w:tcMar>
+              <w:top w:type="dxa" w:w="60"/>
+              <w:left w:type="dxa" w:w="100"/>
+              <w:bottom w:type="dxa" w:w="60"/>
+              <w:right w:type="dxa" w:w="100"/>
+            </w:tcMar>
+          </w:tcPr>
+          <w:p>
+            <w:r>
+              <w:rPr>
+                <w:b/>
+                <w:bCs/>
+                <w:sz w:val="18"/>
+                <w:szCs w:val="18"/>
+              </w:rPr>
+              <w:t xml:space="preserve">名称</w:t>
+            </w:r>
+          </w:p>
+        </w:tc>
+        <w:tc>
+          <w:tcPr>
+            <w:tcW w:type="dxa" w:w="3868"/>
+            <w:tcBorders>
+              <w:top w:val="single" w:color="BFC7D5" w:sz="4"/>
+              <w:left w:val="single" w:color="BFC7D5" w:sz="4"/>
+              <w:bottom w:val="single" w:color="BFC7D5" w:sz="4"/>
+              <w:right w:val="single" w:color="BFC7D5" w:sz="4"/>
+            </w:tcBorders>
+            <w:shd w:fill="E5EAF2" w:color="auto" w:val="clear"/>
+            <w:tcMar>
+              <w:top w:type="dxa" w:w="60"/>
+              <w:left w:type="dxa" w:w="100"/>
+              <w:bottom w:type="dxa" w:w="60"/>
+              <w:right w:type="dxa" w:w="100"/>
+            </w:tcMar>
+          </w:tcPr>
+          <w:p>
+            <w:r>
+              <w:rPr>
+                <w:b/>
+                <w:bCs/>
+                <w:sz w:val="18"/>
+                <w:szCs w:val="18"/>
+              </w:rPr>
+              <w:t xml:space="preserve">住所</w:t>
+            </w:r>
+          </w:p>
+        </w:tc>
+        <w:tc>
+          <w:tcPr>
+            <w:tcW w:type="dxa" w:w="3869"/>
+            <w:tcBorders>
+              <w:top w:val="single" w:color="BFC7D5" w:sz="4"/>
+              <w:left w:val="single" w:color="BFC7D5" w:sz="4"/>
+              <w:bottom w:val="single" w:color="BFC7D5" w:sz="4"/>
+              <w:right w:val="single" w:color="BFC7D5" w:sz="4"/>
+            </w:tcBorders>
+            <w:shd w:fill="E5EAF2" w:color="auto" w:val="clear"/>
+            <w:tcMar>
+              <w:top w:type="dxa" w:w="60"/>
+              <w:left w:type="dxa" w:w="100"/>
+              <w:bottom w:type="dxa" w:w="60"/>
+              <w:right w:type="dxa" w:w="100"/>
+            </w:tcMar>
+          </w:tcPr>
+          <w:p>
+            <w:r>
+              <w:rPr>
+                <w:b/>
+                <w:bCs/>
+                <w:sz w:val="18"/>
+                <w:szCs w:val="18"/>
+              </w:rPr>
+              <w:t xml:space="preserve">電話番号</w:t>
+            </w:r>
+          </w:p>
+        </w:tc>
+      </w:tr>
+      <w:tr>
+        <w:tc>
+          <w:tcPr>
+            <w:tcW w:type="dxa" w:w="1289"/>
+            <w:tcBorders>
+              <w:top w:val="single" w:color="BFC7D5" w:sz="4"/>
+              <w:left w:val="single" w:color="BFC7D5" w:sz="4"/>
+              <w:bottom w:val="single" w:color="BFC7D5" w:sz="4"/>
+              <w:right w:val="single" w:color="BFC7D5" w:sz="4"/>
+            </w:tcBorders>
+            <w:tcMar>
+              <w:top w:type="dxa" w:w="60"/>
+              <w:left w:type="dxa" w:w="100"/>
+              <w:bottom w:type="dxa" w:w="60"/>
+              <w:right w:type="dxa" w:w="100"/>
+            </w:tcMar>
+          </w:tcPr>
+          <w:p>
+            <w:r>
+              <w:rPr>
+                <w:sz w:val="18"/>
+                <w:szCs w:val="18"/>
+              </w:rPr>
+              <w:t xml:space="preserve">○○商店</w:t>
+            </w:r>
+          </w:p>
+        </w:tc>
+        <w:tc>
+          <w:tcPr>
+            <w:tcW w:type="dxa" w:w="3868"/>
+            <w:tcBorders>
+              <w:top w:val="single" w:color="BFC7D5" w:sz="4"/>
+              <w:left w:val="single" w:color="BFC7D5" w:sz="4"/>
+              <w:bottom w:val="single" w:color="BFC7D5" w:sz="4"/>
+              <w:right w:val="single" w:color="BFC7D5" w:sz="4"/>
+            </w:tcBorders>
+            <w:tcMar>
+              <w:top w:type="dxa" w:w="60"/>
+              <w:left w:type="dxa" w:w="100"/>
+              <w:bottom w:type="dxa" w:w="60"/>
+              <w:right w:type="dxa" w:w="100"/>
+            </w:tcMar>
+          </w:tcPr>
+          <w:p>
+            <w:r>
+              <w:rPr>
+                <w:sz w:val="18"/>
+                <w:szCs w:val="18"/>
+              </w:rPr>
+              <w:t xml:space="preserve">栃木県宇都宮市本町1-1</w:t>
+            </w:r>
+          </w:p>
+        </w:tc>
+        <w:tc>
+          <w:tcPr>
+            <w:tcW w:type="dxa" w:w="3869"/>
+            <w:tcBorders>
+              <w:top w:val="single" w:color="BFC7D5" w:sz="4"/>
+              <w:left w:val="single" w:color="BFC7D5" w:sz="4"/>
+              <w:bottom w:val="single" w:color="BFC7D5" w:sz="4"/>
+              <w:right w:val="single" w:color="BFC7D5" w:sz="4"/>
+            </w:tcBorders>
+            <w:tcMar>
+              <w:top w:type="dxa" w:w="60"/>
+              <w:left w:type="dxa" w:w="100"/>
+              <w:bottom w:type="dxa" w:w="60"/>
+              <w:right w:type="dxa" w:w="100"/>
+            </w:tcMar>
+          </w:tcPr>
+          <w:p>
+            <w:r>
+              <w:rPr>
+                <w:sz w:val="18"/>
+                <w:szCs w:val="18"/>
+              </w:rPr>
+              <w:t xml:space="preserve">028-000-0000</w:t>
+            </w:r>
+          </w:p>
+        </w:tc>
+      </w:tr>
+    </w:tbl>
+    <w:p>
+      <w:pPr>
+        <w:spacing w:after="60"/>
+      </w:pPr>
+    </w:p>
+    <w:p>
+      <w:pPr>
+        <w:pStyle w:val="ListParagraph"/>
+        <w:numPr>
+          <w:ilvl w:val="1"/>
+          <w:numId w:val="3"/>
+        </w:numPr>
+      </w:pPr>
+      <w:r>
+        <w:t xml:space="preserve">1行目の見出しは「名称,住所,電話番号」でも「name,address,phone」でも構いません。見出しが無い場合は、左から名称・住所・電話番号の順として読みます。</w:t>
+      </w:r>
+    </w:p>
+    <w:p>
+      <w:pPr>
+        <w:pStyle w:val="ListParagraph"/>
+        <w:numPr>
+          <w:ilvl w:val="1"/>
+          <w:numId w:val="3"/>
+        </w:numPr>
+      </w:pPr>
+      <w:r>
+        <w:t xml:space="preserve">電話番号は空欄でも構いません。</w:t>
+      </w:r>
+    </w:p>
+    <w:p>
+      <w:pPr>
+        <w:pStyle w:val="ListParagraph"/>
+        <w:numPr>
+          <w:ilvl w:val="0"/>
+          <w:numId w:val="11"/>
+        </w:numPr>
+      </w:pPr>
+      <w:r>
+        <w:t xml:space="preserve">Excelの「名前を付けて保存」で、ファイルの種類を「CSV（コンマ区切り）」にして保存します。</w:t>
+      </w:r>
+    </w:p>
+    <w:p>
+      <w:pPr>
+        <w:pStyle w:val="ListParagraph"/>
+        <w:numPr>
+          <w:ilvl w:val="0"/>
+          <w:numId w:val="11"/>
+        </w:numPr>
+      </w:pPr>
+      <w:r>
+        <w:t xml:space="preserve">「ファイルを選択」でそのCSVを選び、「アップロード」を押します。</w:t>
+      </w:r>
+    </w:p>
+    <w:p>
+      <w:pPr>
+        <w:pStyle w:val="ListParagraph"/>
+        <w:numPr>
+          <w:ilvl w:val="0"/>
+          <w:numId w:val="11"/>
+        </w:numPr>
+      </w:pPr>
+      <w:r>
+        <w:t xml:space="preserve">「成功: ○件 / 失敗: ○件」が表示されます。失敗した行は、行番号と理由が表示されます。</w:t>
+      </w:r>
+    </w:p>
+    <w:p>
+      <w:pPr>
         <w:spacing w:after="120"/>
       </w:pPr>
       <w:r>
-        <w:rPr>
-          <w:rFonts w:ascii="Consolas" w:cs="Consolas" w:eastAsia="Consolas" w:hAnsi="Consolas"/>
-          <w:shd w:fill="EEF1F5" w:color="auto" w:val="clear"/>
-        </w:rPr>
-        <w:t xml:space="preserve">name</w:t>
-      </w:r>
-      <w:r>
-        <w:t xml:space="preserve">（名称）、</w:t>
-      </w:r>
-      <w:r>
-        <w:rPr>
-          <w:rFonts w:ascii="Consolas" w:cs="Consolas" w:eastAsia="Consolas" w:hAnsi="Consolas"/>
-          <w:shd w:fill="EEF1F5" w:color="auto" w:val="clear"/>
-        </w:rPr>
-        <w:t xml:space="preserve">address</w:t>
-      </w:r>
-      <w:r>
-        <w:t xml:space="preserve">（住所）、</w:t>
-      </w:r>
-      <w:r>
-        <w:rPr>
-          <w:rFonts w:ascii="Consolas" w:cs="Consolas" w:eastAsia="Consolas" w:hAnsi="Consolas"/>
-          <w:shd w:fill="EEF1F5" w:color="auto" w:val="clear"/>
-        </w:rPr>
-        <w:t xml:space="preserve">phone</w:t>
-      </w:r>
-      <w:r>
-        <w:t xml:space="preserve">（電話番号）の列を持つCSVファイルを選び、「アップロード」を押します。行ごとに登録の成否が表示され、失敗した行だけ理由が表示されます。</w:t>
+        <w:t xml:space="preserve">うまくいかないとき:</w:t>
+      </w:r>
+    </w:p>
+    <w:p>
+      <w:pPr>
+        <w:pStyle w:val="ListParagraph"/>
+        <w:numPr>
+          <w:ilvl w:val="0"/>
+          <w:numId w:val="3"/>
+        </w:numPr>
+      </w:pPr>
+      <w:r>
+        <w:t xml:space="preserve">「ファイルを送信できませんでした…」と表示された場合は、ファイルを選んだ後にそのファイルを保存し直しています。もう一度ファイルを選んでから「アップロード」を押してください。</w:t>
+      </w:r>
+    </w:p>
+    <w:p>
+      <w:pPr>
+        <w:pStyle w:val="ListParagraph"/>
+        <w:numPr>
+          <w:ilvl w:val="0"/>
+          <w:numId w:val="3"/>
+        </w:numPr>
+      </w:pPr>
+      <w:r>
+        <w:t xml:space="preserve">「CSVに登録するデータがありません」と表示された場合は、ファイルが空か、保存されていません。</w:t>
+      </w:r>
+    </w:p>
+    <w:p>
+      <w:pPr>
+        <w:pStyle w:val="ListParagraph"/>
+        <w:numPr>
+          <w:ilvl w:val="0"/>
+          <w:numId w:val="3"/>
+        </w:numPr>
+      </w:pPr>
+      <w:r>
+        <w:t xml:space="preserve">住所が見つからない行は「ジオコーディング失敗」となり登録されません。住所の書き方を見直してください。</w:t>
+      </w:r>
+    </w:p>
+    <w:p>
+      <w:pPr>
+        <w:pStyle w:val="Heading3"/>
+      </w:pPr>
+      <w:r>
+        <w:t xml:space="preserve">一覧の見方</w:t>
+      </w:r>
+    </w:p>
+    <w:p>
+      <w:pPr>
+        <w:pStyle w:val="ListParagraph"/>
+        <w:numPr>
+          <w:ilvl w:val="0"/>
+          <w:numId w:val="3"/>
+        </w:numPr>
+      </w:pPr>
+      <w:r>
+        <w:t xml:space="preserve">住所欄には、入力した住所がそのまま表示されます。</w:t>
+      </w:r>
+    </w:p>
+    <w:p>
+      <w:pPr>
+        <w:pStyle w:val="ListParagraph"/>
+        <w:numPr>
+          <w:ilvl w:val="0"/>
+          <w:numId w:val="3"/>
+        </w:numPr>
+      </w:pPr>
+      <w:r>
+        <w:t xml:space="preserve">住所の番地まで地図上の位置を特定できなかった配送先には、「地図上の位置は『栃木県小山市』付近（番地まで特定できませんでした）」のような注記が付きます。この配送先は、ルートの距離や到着予定時刻が、その町や市の代表地点で計算されます。「編集」で住所を「片岡2丁目2番2号」のような書き方に直すと、正しい位置になることがあります。</w:t>
       </w:r>
     </w:p>
     <w:p>
@@ -5418,7 +5830,7 @@
       <w:r>
         <w:drawing>
           <wp:inline distT="0" distB="0" distL="0" distR="0">
-            <wp:extent cx="5715000" cy="3981450"/>
+            <wp:extent cx="5715000" cy="4505325"/>
             <wp:effectExtent t="0" r="0" b="0" l="0"/>
             <wp:docPr id="1" name="商品管理" descr="商品管理" title="商品管理"/>
             <wp:cNvGraphicFramePr>
@@ -5443,7 +5855,7 @@
                   <pic:spPr bwMode="auto">
                     <a:xfrm>
                       <a:off x="0" y="0"/>
-                      <a:ext cx="5715000" cy="3981450"/>
+                      <a:ext cx="5715000" cy="4505325"/>
                     </a:xfrm>
                     <a:prstGeom prst="rect">
                       <a:avLst/>
@@ -5483,7 +5895,386 @@
         <w:spacing w:after="120"/>
       </w:pPr>
       <w:r>
-        <w:t xml:space="preserve">商品を後から変更しても、すでに登録した荷物の寸法は変わりません。商品の削除はできません。</w:t>
+        <w:t xml:space="preserve">商品を後から変更しても、すでに登録した荷物の寸法は変わりません。</w:t>
+      </w:r>
+    </w:p>
+    <w:p>
+      <w:pPr>
+        <w:pStyle w:val="Heading3"/>
+      </w:pPr>
+      <w:r>
+        <w:t xml:space="preserve">商品を削除する</w:t>
+      </w:r>
+    </w:p>
+    <w:p>
+      <w:pPr>
+        <w:spacing w:after="120"/>
+      </w:pPr>
+      <w:r>
+        <w:t xml:space="preserve">一覧の「削除」を押し、確認の画面で「削除する」を押します。</w:t>
+      </w:r>
+    </w:p>
+    <w:p>
+      <w:pPr>
+        <w:pStyle w:val="ListParagraph"/>
+        <w:numPr>
+          <w:ilvl w:val="0"/>
+          <w:numId w:val="3"/>
+        </w:numPr>
+      </w:pPr>
+      <w:r>
+        <w:t xml:space="preserve">今日以降の、まだ配達が終わっていない荷物で使われている商品は削除できません（「本日以降の未完了の荷物（○件）で使われているため削除できません」と表示されます）。</w:t>
+      </w:r>
+    </w:p>
+    <w:p>
+      <w:pPr>
+        <w:pStyle w:val="ListParagraph"/>
+        <w:numPr>
+          <w:ilvl w:val="0"/>
+          <w:numId w:val="3"/>
+        </w:numPr>
+      </w:pPr>
+      <w:r>
+        <w:t xml:space="preserve">過去の荷物で使われていた商品は削除できます。過去の荷物の名前と寸法はそのまま残ります。</w:t>
+      </w:r>
+    </w:p>
+    <w:p>
+      <w:pPr>
+        <w:pStyle w:val="Heading3"/>
+      </w:pPr>
+      <w:r>
+        <w:t xml:space="preserve">CSVでまとめて登録する</w:t>
+      </w:r>
+    </w:p>
+    <w:p>
+      <w:pPr>
+        <w:pStyle w:val="ListParagraph"/>
+        <w:numPr>
+          <w:ilvl w:val="0"/>
+          <w:numId w:val="12"/>
+        </w:numPr>
+      </w:pPr>
+      <w:r>
+        <w:t xml:space="preserve">Excelなどで、1行に1件ずつ、商品名・幅・奥行き・高さ（m）を並べた表を作ります。</w:t>
+      </w:r>
+    </w:p>
+    <w:tbl>
+      <w:tblPr>
+        <w:tblW w:type="dxa" w:w="9026"/>
+        <w:tblBorders>
+          <w:top w:val="single" w:color="auto" w:sz="4"/>
+          <w:left w:val="single" w:color="auto" w:sz="4"/>
+          <w:bottom w:val="single" w:color="auto" w:sz="4"/>
+          <w:right w:val="single" w:color="auto" w:sz="4"/>
+          <w:insideH w:val="single" w:color="auto" w:sz="4"/>
+          <w:insideV w:val="single" w:color="auto" w:sz="4"/>
+        </w:tblBorders>
+      </w:tblPr>
+      <w:tblGrid>
+        <w:gridCol w:w="2777"/>
+        <w:gridCol w:w="2083"/>
+        <w:gridCol w:w="2083"/>
+        <w:gridCol w:w="2083"/>
+      </w:tblGrid>
+      <w:tr>
+        <w:trPr>
+          <w:tblHeader/>
+        </w:trPr>
+        <w:tc>
+          <w:tcPr>
+            <w:tcW w:type="dxa" w:w="2777"/>
+            <w:tcBorders>
+              <w:top w:val="single" w:color="BFC7D5" w:sz="4"/>
+              <w:left w:val="single" w:color="BFC7D5" w:sz="4"/>
+              <w:bottom w:val="single" w:color="BFC7D5" w:sz="4"/>
+              <w:right w:val="single" w:color="BFC7D5" w:sz="4"/>
+            </w:tcBorders>
+            <w:shd w:fill="E5EAF2" w:color="auto" w:val="clear"/>
+            <w:tcMar>
+              <w:top w:type="dxa" w:w="60"/>
+              <w:left w:type="dxa" w:w="100"/>
+              <w:bottom w:type="dxa" w:w="60"/>
+              <w:right w:type="dxa" w:w="100"/>
+            </w:tcMar>
+          </w:tcPr>
+          <w:p>
+            <w:r>
+              <w:rPr>
+                <w:b/>
+                <w:bCs/>
+                <w:sz w:val="18"/>
+                <w:szCs w:val="18"/>
+              </w:rPr>
+              <w:t xml:space="preserve">商品名</w:t>
+            </w:r>
+          </w:p>
+        </w:tc>
+        <w:tc>
+          <w:tcPr>
+            <w:tcW w:type="dxa" w:w="2083"/>
+            <w:tcBorders>
+              <w:top w:val="single" w:color="BFC7D5" w:sz="4"/>
+              <w:left w:val="single" w:color="BFC7D5" w:sz="4"/>
+              <w:bottom w:val="single" w:color="BFC7D5" w:sz="4"/>
+              <w:right w:val="single" w:color="BFC7D5" w:sz="4"/>
+            </w:tcBorders>
+            <w:shd w:fill="E5EAF2" w:color="auto" w:val="clear"/>
+            <w:tcMar>
+              <w:top w:type="dxa" w:w="60"/>
+              <w:left w:type="dxa" w:w="100"/>
+              <w:bottom w:type="dxa" w:w="60"/>
+              <w:right w:type="dxa" w:w="100"/>
+            </w:tcMar>
+          </w:tcPr>
+          <w:p>
+            <w:r>
+              <w:rPr>
+                <w:b/>
+                <w:bCs/>
+                <w:sz w:val="18"/>
+                <w:szCs w:val="18"/>
+              </w:rPr>
+              <w:t xml:space="preserve">幅</w:t>
+            </w:r>
+          </w:p>
+        </w:tc>
+        <w:tc>
+          <w:tcPr>
+            <w:tcW w:type="dxa" w:w="2083"/>
+            <w:tcBorders>
+              <w:top w:val="single" w:color="BFC7D5" w:sz="4"/>
+              <w:left w:val="single" w:color="BFC7D5" w:sz="4"/>
+              <w:bottom w:val="single" w:color="BFC7D5" w:sz="4"/>
+              <w:right w:val="single" w:color="BFC7D5" w:sz="4"/>
+            </w:tcBorders>
+            <w:shd w:fill="E5EAF2" w:color="auto" w:val="clear"/>
+            <w:tcMar>
+              <w:top w:type="dxa" w:w="60"/>
+              <w:left w:type="dxa" w:w="100"/>
+              <w:bottom w:type="dxa" w:w="60"/>
+              <w:right w:type="dxa" w:w="100"/>
+            </w:tcMar>
+          </w:tcPr>
+          <w:p>
+            <w:r>
+              <w:rPr>
+                <w:b/>
+                <w:bCs/>
+                <w:sz w:val="18"/>
+                <w:szCs w:val="18"/>
+              </w:rPr>
+              <w:t xml:space="preserve">奥行き</w:t>
+            </w:r>
+          </w:p>
+        </w:tc>
+        <w:tc>
+          <w:tcPr>
+            <w:tcW w:type="dxa" w:w="2083"/>
+            <w:tcBorders>
+              <w:top w:val="single" w:color="BFC7D5" w:sz="4"/>
+              <w:left w:val="single" w:color="BFC7D5" w:sz="4"/>
+              <w:bottom w:val="single" w:color="BFC7D5" w:sz="4"/>
+              <w:right w:val="single" w:color="BFC7D5" w:sz="4"/>
+            </w:tcBorders>
+            <w:shd w:fill="E5EAF2" w:color="auto" w:val="clear"/>
+            <w:tcMar>
+              <w:top w:type="dxa" w:w="60"/>
+              <w:left w:type="dxa" w:w="100"/>
+              <w:bottom w:type="dxa" w:w="60"/>
+              <w:right w:type="dxa" w:w="100"/>
+            </w:tcMar>
+          </w:tcPr>
+          <w:p>
+            <w:r>
+              <w:rPr>
+                <w:b/>
+                <w:bCs/>
+                <w:sz w:val="18"/>
+                <w:szCs w:val="18"/>
+              </w:rPr>
+              <w:t xml:space="preserve">高さ</w:t>
+            </w:r>
+          </w:p>
+        </w:tc>
+      </w:tr>
+      <w:tr>
+        <w:tc>
+          <w:tcPr>
+            <w:tcW w:type="dxa" w:w="2777"/>
+            <w:tcBorders>
+              <w:top w:val="single" w:color="BFC7D5" w:sz="4"/>
+              <w:left w:val="single" w:color="BFC7D5" w:sz="4"/>
+              <w:bottom w:val="single" w:color="BFC7D5" w:sz="4"/>
+              <w:right w:val="single" w:color="BFC7D5" w:sz="4"/>
+            </w:tcBorders>
+            <w:tcMar>
+              <w:top w:type="dxa" w:w="60"/>
+              <w:left w:type="dxa" w:w="100"/>
+              <w:bottom w:type="dxa" w:w="60"/>
+              <w:right w:type="dxa" w:w="100"/>
+            </w:tcMar>
+          </w:tcPr>
+          <w:p>
+            <w:r>
+              <w:rPr>
+                <w:sz w:val="18"/>
+                <w:szCs w:val="18"/>
+              </w:rPr>
+              <w:t xml:space="preserve">照明　他</w:t>
+            </w:r>
+          </w:p>
+        </w:tc>
+        <w:tc>
+          <w:tcPr>
+            <w:tcW w:type="dxa" w:w="2083"/>
+            <w:tcBorders>
+              <w:top w:val="single" w:color="BFC7D5" w:sz="4"/>
+              <w:left w:val="single" w:color="BFC7D5" w:sz="4"/>
+              <w:bottom w:val="single" w:color="BFC7D5" w:sz="4"/>
+              <w:right w:val="single" w:color="BFC7D5" w:sz="4"/>
+            </w:tcBorders>
+            <w:tcMar>
+              <w:top w:type="dxa" w:w="60"/>
+              <w:left w:type="dxa" w:w="100"/>
+              <w:bottom w:type="dxa" w:w="60"/>
+              <w:right w:type="dxa" w:w="100"/>
+            </w:tcMar>
+          </w:tcPr>
+          <w:p>
+            <w:r>
+              <w:rPr>
+                <w:sz w:val="18"/>
+                <w:szCs w:val="18"/>
+              </w:rPr>
+              <w:t xml:space="preserve">0.5</w:t>
+            </w:r>
+          </w:p>
+        </w:tc>
+        <w:tc>
+          <w:tcPr>
+            <w:tcW w:type="dxa" w:w="2083"/>
+            <w:tcBorders>
+              <w:top w:val="single" w:color="BFC7D5" w:sz="4"/>
+              <w:left w:val="single" w:color="BFC7D5" w:sz="4"/>
+              <w:bottom w:val="single" w:color="BFC7D5" w:sz="4"/>
+              <w:right w:val="single" w:color="BFC7D5" w:sz="4"/>
+            </w:tcBorders>
+            <w:tcMar>
+              <w:top w:type="dxa" w:w="60"/>
+              <w:left w:type="dxa" w:w="100"/>
+              <w:bottom w:type="dxa" w:w="60"/>
+              <w:right w:type="dxa" w:w="100"/>
+            </w:tcMar>
+          </w:tcPr>
+          <w:p>
+            <w:r>
+              <w:rPr>
+                <w:sz w:val="18"/>
+                <w:szCs w:val="18"/>
+              </w:rPr>
+              <w:t xml:space="preserve">0.5</w:t>
+            </w:r>
+          </w:p>
+        </w:tc>
+        <w:tc>
+          <w:tcPr>
+            <w:tcW w:type="dxa" w:w="2083"/>
+            <w:tcBorders>
+              <w:top w:val="single" w:color="BFC7D5" w:sz="4"/>
+              <w:left w:val="single" w:color="BFC7D5" w:sz="4"/>
+              <w:bottom w:val="single" w:color="BFC7D5" w:sz="4"/>
+              <w:right w:val="single" w:color="BFC7D5" w:sz="4"/>
+            </w:tcBorders>
+            <w:tcMar>
+              <w:top w:type="dxa" w:w="60"/>
+              <w:left w:type="dxa" w:w="100"/>
+              <w:bottom w:type="dxa" w:w="60"/>
+              <w:right w:type="dxa" w:w="100"/>
+            </w:tcMar>
+          </w:tcPr>
+          <w:p>
+            <w:r>
+              <w:rPr>
+                <w:sz w:val="18"/>
+                <w:szCs w:val="18"/>
+              </w:rPr>
+              <w:t xml:space="preserve">0.1</w:t>
+            </w:r>
+          </w:p>
+        </w:tc>
+      </w:tr>
+    </w:tbl>
+    <w:p>
+      <w:pPr>
+        <w:spacing w:after="60"/>
+      </w:pPr>
+    </w:p>
+    <w:p>
+      <w:pPr>
+        <w:pStyle w:val="ListParagraph"/>
+        <w:numPr>
+          <w:ilvl w:val="1"/>
+          <w:numId w:val="3"/>
+        </w:numPr>
+      </w:pPr>
+      <w:r>
+        <w:t xml:space="preserve">見出しが無い場合は、左から商品名・幅・奥行き・高さの順として読みます。その右に体積などの列があっても読みません（商品マスタのExcelをそのまま使えます）。</w:t>
+      </w:r>
+    </w:p>
+    <w:p>
+      <w:pPr>
+        <w:pStyle w:val="ListParagraph"/>
+        <w:numPr>
+          <w:ilvl w:val="1"/>
+          <w:numId w:val="3"/>
+        </w:numPr>
+      </w:pPr>
+      <w:r>
+        <w:t xml:space="preserve">寸法は0より大きい数字（m）で入力します。</w:t>
+      </w:r>
+    </w:p>
+    <w:p>
+      <w:pPr>
+        <w:pStyle w:val="ListParagraph"/>
+        <w:numPr>
+          <w:ilvl w:val="0"/>
+          <w:numId w:val="12"/>
+        </w:numPr>
+      </w:pPr>
+      <w:r>
+        <w:t xml:space="preserve">Excelの「名前を付けて保存」で、ファイルの種類を「CSV（コンマ区切り）」にして保存します。</w:t>
+      </w:r>
+    </w:p>
+    <w:p>
+      <w:pPr>
+        <w:pStyle w:val="ListParagraph"/>
+        <w:numPr>
+          <w:ilvl w:val="0"/>
+          <w:numId w:val="12"/>
+        </w:numPr>
+      </w:pPr>
+      <w:r>
+        <w:t xml:space="preserve">商品管理画面の「CSV一括登録」でそのCSVを選び、「アップロード」を押します。</w:t>
+      </w:r>
+    </w:p>
+    <w:p>
+      <w:pPr>
+        <w:pStyle w:val="ListParagraph"/>
+        <w:numPr>
+          <w:ilvl w:val="0"/>
+          <w:numId w:val="12"/>
+        </w:numPr>
+      </w:pPr>
+      <w:r>
+        <w:t xml:space="preserve">「成功: ○件 / 失敗: ○件」が表示されます。失敗した行は、行番号と理由が表示されます。</w:t>
+      </w:r>
+    </w:p>
+    <w:p>
+      <w:pPr>
+        <w:spacing w:after="120"/>
+      </w:pPr>
+      <w:r>
+        <w:t xml:space="preserve">同じ名前の商品が既に登録されている行は、二重に登録しないよう登録されません（「既に登録されています」と表示されます）。寸法を変えたい場合は、一覧の「編集」で直してください。</w:t>
       </w:r>
     </w:p>
     <w:p>
@@ -5594,7 +6385,7 @@
       <w:r>
         <w:drawing>
           <wp:inline distT="0" distB="0" distL="0" distR="0">
-            <wp:extent cx="5715000" cy="7715250"/>
+            <wp:extent cx="5715000" cy="7781925"/>
             <wp:effectExtent t="0" r="0" b="0" l="0"/>
             <wp:docPr id="1" name="システム設定" descr="システム設定" title="システム設定"/>
             <wp:cNvGraphicFramePr>
@@ -5619,7 +6410,7 @@
                   <pic:spPr bwMode="auto">
                     <a:xfrm>
                       <a:off x="0" y="0"/>
-                      <a:ext cx="5715000" cy="7715250"/>
+                      <a:ext cx="5715000" cy="7781925"/>
                     </a:xfrm>
                     <a:prstGeom prst="rect">
                       <a:avLst/>
@@ -5659,8 +6450,8 @@
         </w:tblBorders>
       </w:tblPr>
       <w:tblGrid>
-        <w:gridCol w:w="2173"/>
-        <w:gridCol w:w="6853"/>
+        <w:gridCol w:w="897"/>
+        <w:gridCol w:w="8129"/>
       </w:tblGrid>
       <w:tr>
         <w:trPr>
@@ -5668,7 +6459,7 @@
         </w:trPr>
         <w:tc>
           <w:tcPr>
-            <w:tcW w:type="dxa" w:w="2173"/>
+            <w:tcW w:type="dxa" w:w="897"/>
             <w:tcBorders>
               <w:top w:val="single" w:color="BFC7D5" w:sz="4"/>
               <w:left w:val="single" w:color="BFC7D5" w:sz="4"/>
@@ -5697,7 +6488,7 @@
         </w:tc>
         <w:tc>
           <w:tcPr>
-            <w:tcW w:type="dxa" w:w="6853"/>
+            <w:tcW w:type="dxa" w:w="8129"/>
             <w:tcBorders>
               <w:top w:val="single" w:color="BFC7D5" w:sz="4"/>
               <w:left w:val="single" w:color="BFC7D5" w:sz="4"/>
@@ -5728,7 +6519,7 @@
       <w:tr>
         <w:tc>
           <w:tcPr>
-            <w:tcW w:type="dxa" w:w="2173"/>
+            <w:tcW w:type="dxa" w:w="897"/>
             <w:tcBorders>
               <w:top w:val="single" w:color="BFC7D5" w:sz="4"/>
               <w:left w:val="single" w:color="BFC7D5" w:sz="4"/>
@@ -5754,7 +6545,7 @@
         </w:tc>
         <w:tc>
           <w:tcPr>
-            <w:tcW w:type="dxa" w:w="6853"/>
+            <w:tcW w:type="dxa" w:w="8129"/>
             <w:tcBorders>
               <w:top w:val="single" w:color="BFC7D5" w:sz="4"/>
               <w:left w:val="single" w:color="BFC7D5" w:sz="4"/>
@@ -5782,7 +6573,7 @@
       <w:tr>
         <w:tc>
           <w:tcPr>
-            <w:tcW w:type="dxa" w:w="2173"/>
+            <w:tcW w:type="dxa" w:w="897"/>
             <w:tcBorders>
               <w:top w:val="single" w:color="BFC7D5" w:sz="4"/>
               <w:left w:val="single" w:color="BFC7D5" w:sz="4"/>
@@ -5808,7 +6599,7 @@
         </w:tc>
         <w:tc>
           <w:tcPr>
-            <w:tcW w:type="dxa" w:w="6853"/>
+            <w:tcW w:type="dxa" w:w="8129"/>
             <w:tcBorders>
               <w:top w:val="single" w:color="BFC7D5" w:sz="4"/>
               <w:left w:val="single" w:color="BFC7D5" w:sz="4"/>
@@ -5836,7 +6627,7 @@
       <w:tr>
         <w:tc>
           <w:tcPr>
-            <w:tcW w:type="dxa" w:w="2173"/>
+            <w:tcW w:type="dxa" w:w="897"/>
             <w:tcBorders>
               <w:top w:val="single" w:color="BFC7D5" w:sz="4"/>
               <w:left w:val="single" w:color="BFC7D5" w:sz="4"/>
@@ -5862,7 +6653,7 @@
         </w:tc>
         <w:tc>
           <w:tcPr>
-            <w:tcW w:type="dxa" w:w="6853"/>
+            <w:tcW w:type="dxa" w:w="8129"/>
             <w:tcBorders>
               <w:top w:val="single" w:color="BFC7D5" w:sz="4"/>
               <w:left w:val="single" w:color="BFC7D5" w:sz="4"/>
@@ -5890,7 +6681,7 @@
       <w:tr>
         <w:tc>
           <w:tcPr>
-            <w:tcW w:type="dxa" w:w="2173"/>
+            <w:tcW w:type="dxa" w:w="897"/>
             <w:tcBorders>
               <w:top w:val="single" w:color="BFC7D5" w:sz="4"/>
               <w:left w:val="single" w:color="BFC7D5" w:sz="4"/>
@@ -5916,7 +6707,7 @@
         </w:tc>
         <w:tc>
           <w:tcPr>
-            <w:tcW w:type="dxa" w:w="6853"/>
+            <w:tcW w:type="dxa" w:w="8129"/>
             <w:tcBorders>
               <w:top w:val="single" w:color="BFC7D5" w:sz="4"/>
               <w:left w:val="single" w:color="BFC7D5" w:sz="4"/>
@@ -5944,7 +6735,7 @@
       <w:tr>
         <w:tc>
           <w:tcPr>
-            <w:tcW w:type="dxa" w:w="2173"/>
+            <w:tcW w:type="dxa" w:w="897"/>
             <w:tcBorders>
               <w:top w:val="single" w:color="BFC7D5" w:sz="4"/>
               <w:left w:val="single" w:color="BFC7D5" w:sz="4"/>
@@ -5970,7 +6761,7 @@
         </w:tc>
         <w:tc>
           <w:tcPr>
-            <w:tcW w:type="dxa" w:w="6853"/>
+            <w:tcW w:type="dxa" w:w="8129"/>
             <w:tcBorders>
               <w:top w:val="single" w:color="BFC7D5" w:sz="4"/>
               <w:left w:val="single" w:color="BFC7D5" w:sz="4"/>
@@ -5998,7 +6789,7 @@
       <w:tr>
         <w:tc>
           <w:tcPr>
-            <w:tcW w:type="dxa" w:w="2173"/>
+            <w:tcW w:type="dxa" w:w="897"/>
             <w:tcBorders>
               <w:top w:val="single" w:color="BFC7D5" w:sz="4"/>
               <w:left w:val="single" w:color="BFC7D5" w:sz="4"/>
@@ -6024,7 +6815,7 @@
         </w:tc>
         <w:tc>
           <w:tcPr>
-            <w:tcW w:type="dxa" w:w="6853"/>
+            <w:tcW w:type="dxa" w:w="8129"/>
             <w:tcBorders>
               <w:top w:val="single" w:color="BFC7D5" w:sz="4"/>
               <w:left w:val="single" w:color="BFC7D5" w:sz="4"/>
@@ -6052,53 +6843,53 @@
       <w:tr>
         <w:tc>
           <w:tcPr>
-            <w:tcW w:type="dxa" w:w="2173"/>
-            <w:tcBorders>
-              <w:top w:val="single" w:color="BFC7D5" w:sz="4"/>
-              <w:left w:val="single" w:color="BFC7D5" w:sz="4"/>
-              <w:bottom w:val="single" w:color="BFC7D5" w:sz="4"/>
-              <w:right w:val="single" w:color="BFC7D5" w:sz="4"/>
-            </w:tcBorders>
-            <w:tcMar>
-              <w:top w:type="dxa" w:w="60"/>
-              <w:left w:type="dxa" w:w="100"/>
-              <w:bottom w:type="dxa" w:w="60"/>
-              <w:right w:type="dxa" w:w="100"/>
-            </w:tcMar>
-          </w:tcPr>
-          <w:p>
-            <w:r>
-              <w:rPr>
-                <w:sz w:val="18"/>
-                <w:szCs w:val="18"/>
-              </w:rPr>
-              <w:t xml:space="preserve">積載利用率</w:t>
-            </w:r>
-          </w:p>
-        </w:tc>
-        <w:tc>
-          <w:tcPr>
-            <w:tcW w:type="dxa" w:w="6853"/>
-            <w:tcBorders>
-              <w:top w:val="single" w:color="BFC7D5" w:sz="4"/>
-              <w:left w:val="single" w:color="BFC7D5" w:sz="4"/>
-              <w:bottom w:val="single" w:color="BFC7D5" w:sz="4"/>
-              <w:right w:val="single" w:color="BFC7D5" w:sz="4"/>
-            </w:tcBorders>
-            <w:tcMar>
-              <w:top w:type="dxa" w:w="60"/>
-              <w:left w:type="dxa" w:w="100"/>
-              <w:bottom w:type="dxa" w:w="60"/>
-              <w:right w:type="dxa" w:w="100"/>
-            </w:tcMar>
-          </w:tcPr>
-          <w:p>
-            <w:r>
-              <w:rPr>
-                <w:sz w:val="18"/>
-                <w:szCs w:val="18"/>
-              </w:rPr>
-              <w:t xml:space="preserve">荷物の間にできる隙間を見込み、容積上限にこの割合を掛けた量を運べる量とします</w:t>
+            <w:tcW w:type="dxa" w:w="897"/>
+            <w:tcBorders>
+              <w:top w:val="single" w:color="BFC7D5" w:sz="4"/>
+              <w:left w:val="single" w:color="BFC7D5" w:sz="4"/>
+              <w:bottom w:val="single" w:color="BFC7D5" w:sz="4"/>
+              <w:right w:val="single" w:color="BFC7D5" w:sz="4"/>
+            </w:tcBorders>
+            <w:tcMar>
+              <w:top w:type="dxa" w:w="60"/>
+              <w:left w:type="dxa" w:w="100"/>
+              <w:bottom w:type="dxa" w:w="60"/>
+              <w:right w:type="dxa" w:w="100"/>
+            </w:tcMar>
+          </w:tcPr>
+          <w:p>
+            <w:r>
+              <w:rPr>
+                <w:sz w:val="18"/>
+                <w:szCs w:val="18"/>
+              </w:rPr>
+              <w:t xml:space="preserve">積載利用率（デッドスペース対策）</w:t>
+            </w:r>
+          </w:p>
+        </w:tc>
+        <w:tc>
+          <w:tcPr>
+            <w:tcW w:type="dxa" w:w="8129"/>
+            <w:tcBorders>
+              <w:top w:val="single" w:color="BFC7D5" w:sz="4"/>
+              <w:left w:val="single" w:color="BFC7D5" w:sz="4"/>
+              <w:bottom w:val="single" w:color="BFC7D5" w:sz="4"/>
+              <w:right w:val="single" w:color="BFC7D5" w:sz="4"/>
+            </w:tcBorders>
+            <w:tcMar>
+              <w:top w:type="dxa" w:w="60"/>
+              <w:left w:type="dxa" w:w="100"/>
+              <w:bottom w:type="dxa" w:w="60"/>
+              <w:right w:type="dxa" w:w="100"/>
+            </w:tcMar>
+          </w:tcPr>
+          <w:p>
+            <w:r>
+              <w:rPr>
+                <w:sz w:val="18"/>
+                <w:szCs w:val="18"/>
+              </w:rPr>
+              <w:t xml:space="preserve">荷物の間にできる隙間を見込み、トラックの容積上限にこの割合を掛けた量を、1台・1便あたりに積める量とします。AI提案、配送計画の作成画面の積載率、出発後の追加時の警告、荷物受付の見込みのすべてに使います。例：90%にすると、容積上限7.74m³のトラックは6.97m³までを積める量とします</w:t>
             </w:r>
           </w:p>
         </w:tc>
@@ -6106,7 +6897,7 @@
       <w:tr>
         <w:tc>
           <w:tcPr>
-            <w:tcW w:type="dxa" w:w="2173"/>
+            <w:tcW w:type="dxa" w:w="897"/>
             <w:tcBorders>
               <w:top w:val="single" w:color="BFC7D5" w:sz="4"/>
               <w:left w:val="single" w:color="BFC7D5" w:sz="4"/>
@@ -6132,7 +6923,7 @@
         </w:tc>
         <w:tc>
           <w:tcPr>
-            <w:tcW w:type="dxa" w:w="6853"/>
+            <w:tcW w:type="dxa" w:w="8129"/>
             <w:tcBorders>
               <w:top w:val="single" w:color="BFC7D5" w:sz="4"/>
               <w:left w:val="single" w:color="BFC7D5" w:sz="4"/>
@@ -6160,7 +6951,7 @@
       <w:tr>
         <w:tc>
           <w:tcPr>
-            <w:tcW w:type="dxa" w:w="2173"/>
+            <w:tcW w:type="dxa" w:w="897"/>
             <w:tcBorders>
               <w:top w:val="single" w:color="BFC7D5" w:sz="4"/>
               <w:left w:val="single" w:color="BFC7D5" w:sz="4"/>
@@ -6186,7 +6977,7 @@
         </w:tc>
         <w:tc>
           <w:tcPr>
-            <w:tcW w:type="dxa" w:w="6853"/>
+            <w:tcW w:type="dxa" w:w="8129"/>
             <w:tcBorders>
               <w:top w:val="single" w:color="BFC7D5" w:sz="4"/>
               <w:left w:val="single" w:color="BFC7D5" w:sz="4"/>
@@ -6214,7 +7005,7 @@
       <w:tr>
         <w:tc>
           <w:tcPr>
-            <w:tcW w:type="dxa" w:w="2173"/>
+            <w:tcW w:type="dxa" w:w="897"/>
             <w:tcBorders>
               <w:top w:val="single" w:color="BFC7D5" w:sz="4"/>
               <w:left w:val="single" w:color="BFC7D5" w:sz="4"/>
@@ -6240,7 +7031,7 @@
         </w:tc>
         <w:tc>
           <w:tcPr>
-            <w:tcW w:type="dxa" w:w="6853"/>
+            <w:tcW w:type="dxa" w:w="8129"/>
             <w:tcBorders>
               <w:top w:val="single" w:color="BFC7D5" w:sz="4"/>
               <w:left w:val="single" w:color="BFC7D5" w:sz="4"/>
@@ -6268,7 +7059,7 @@
       <w:tr>
         <w:tc>
           <w:tcPr>
-            <w:tcW w:type="dxa" w:w="2173"/>
+            <w:tcW w:type="dxa" w:w="897"/>
             <w:tcBorders>
               <w:top w:val="single" w:color="BFC7D5" w:sz="4"/>
               <w:left w:val="single" w:color="BFC7D5" w:sz="4"/>
@@ -6294,7 +7085,7 @@
         </w:tc>
         <w:tc>
           <w:tcPr>
-            <w:tcW w:type="dxa" w:w="6853"/>
+            <w:tcW w:type="dxa" w:w="8129"/>
             <w:tcBorders>
               <w:top w:val="single" w:color="BFC7D5" w:sz="4"/>
               <w:left w:val="single" w:color="BFC7D5" w:sz="4"/>
@@ -6784,7 +7575,7 @@
         <w:pStyle w:val="ListParagraph"/>
         <w:numPr>
           <w:ilvl w:val="0"/>
-          <w:numId w:val="11"/>
+          <w:numId w:val="13"/>
         </w:numPr>
       </w:pPr>
       <w:r>
@@ -6796,7 +7587,7 @@
         <w:pStyle w:val="ListParagraph"/>
         <w:numPr>
           <w:ilvl w:val="0"/>
-          <w:numId w:val="11"/>
+          <w:numId w:val="13"/>
         </w:numPr>
       </w:pPr>
       <w:r>
@@ -7571,7 +8362,61 @@
                 <w:sz w:val="18"/>
                 <w:szCs w:val="18"/>
               </w:rPr>
-              <w:t xml:space="preserve">帰社</w:t>
+              <w:t xml:space="preserve">帰社途中</w:t>
+            </w:r>
+          </w:p>
+        </w:tc>
+        <w:tc>
+          <w:tcPr>
+            <w:tcW w:type="dxa" w:w="7582"/>
+            <w:tcBorders>
+              <w:top w:val="single" w:color="BFC7D5" w:sz="4"/>
+              <w:left w:val="single" w:color="BFC7D5" w:sz="4"/>
+              <w:bottom w:val="single" w:color="BFC7D5" w:sz="4"/>
+              <w:right w:val="single" w:color="BFC7D5" w:sz="4"/>
+            </w:tcBorders>
+            <w:tcMar>
+              <w:top w:type="dxa" w:w="60"/>
+              <w:left w:type="dxa" w:w="100"/>
+              <w:bottom w:type="dxa" w:w="60"/>
+              <w:right w:type="dxa" w:w="100"/>
+            </w:tcMar>
+          </w:tcPr>
+          <w:p>
+            <w:r>
+              <w:rPr>
+                <w:sz w:val="18"/>
+                <w:szCs w:val="18"/>
+              </w:rPr>
+              <w:t xml:space="preserve">すべての配送先を終え、本社へ戻っている途中（ドライバーがまだ「帰社」を押していない）</w:t>
+            </w:r>
+          </w:p>
+        </w:tc>
+      </w:tr>
+      <w:tr>
+        <w:tc>
+          <w:tcPr>
+            <w:tcW w:type="dxa" w:w="1444"/>
+            <w:tcBorders>
+              <w:top w:val="single" w:color="BFC7D5" w:sz="4"/>
+              <w:left w:val="single" w:color="BFC7D5" w:sz="4"/>
+              <w:bottom w:val="single" w:color="BFC7D5" w:sz="4"/>
+              <w:right w:val="single" w:color="BFC7D5" w:sz="4"/>
+            </w:tcBorders>
+            <w:tcMar>
+              <w:top w:type="dxa" w:w="60"/>
+              <w:left w:type="dxa" w:w="100"/>
+              <w:bottom w:type="dxa" w:w="60"/>
+              <w:right w:type="dxa" w:w="100"/>
+            </w:tcMar>
+          </w:tcPr>
+          <w:p>
+            <w:r>
+              <w:rPr>
+                <w:sz w:val="18"/>
+                <w:szCs w:val="18"/>
+              </w:rPr>
+              <w:t xml:space="preserve">帰社済み（帰社）</w:t>
             </w:r>
           </w:p>
         </w:tc>
@@ -8351,6 +9196,114 @@
                 <w:sz w:val="18"/>
                 <w:szCs w:val="18"/>
               </w:rPr>
+              <w:t xml:space="preserve">容積上限</w:t>
+            </w:r>
+          </w:p>
+        </w:tc>
+        <w:tc>
+          <w:tcPr>
+            <w:tcW w:type="dxa" w:w="8004"/>
+            <w:tcBorders>
+              <w:top w:val="single" w:color="BFC7D5" w:sz="4"/>
+              <w:left w:val="single" w:color="BFC7D5" w:sz="4"/>
+              <w:bottom w:val="single" w:color="BFC7D5" w:sz="4"/>
+              <w:right w:val="single" w:color="BFC7D5" w:sz="4"/>
+            </w:tcBorders>
+            <w:tcMar>
+              <w:top w:type="dxa" w:w="60"/>
+              <w:left w:type="dxa" w:w="100"/>
+              <w:bottom w:type="dxa" w:w="60"/>
+              <w:right w:type="dxa" w:w="100"/>
+            </w:tcMar>
+          </w:tcPr>
+          <w:p>
+            <w:r>
+              <w:rPr>
+                <w:sz w:val="18"/>
+                <w:szCs w:val="18"/>
+              </w:rPr>
+              <w:t xml:space="preserve">トラックの荷台に入る体積。荷台の幅×奥行き×高さで自動計算される</w:t>
+            </w:r>
+          </w:p>
+        </w:tc>
+      </w:tr>
+      <w:tr>
+        <w:tc>
+          <w:tcPr>
+            <w:tcW w:type="dxa" w:w="1022"/>
+            <w:tcBorders>
+              <w:top w:val="single" w:color="BFC7D5" w:sz="4"/>
+              <w:left w:val="single" w:color="BFC7D5" w:sz="4"/>
+              <w:bottom w:val="single" w:color="BFC7D5" w:sz="4"/>
+              <w:right w:val="single" w:color="BFC7D5" w:sz="4"/>
+            </w:tcBorders>
+            <w:tcMar>
+              <w:top w:type="dxa" w:w="60"/>
+              <w:left w:type="dxa" w:w="100"/>
+              <w:bottom w:type="dxa" w:w="60"/>
+              <w:right w:type="dxa" w:w="100"/>
+            </w:tcMar>
+          </w:tcPr>
+          <w:p>
+            <w:r>
+              <w:rPr>
+                <w:sz w:val="18"/>
+                <w:szCs w:val="18"/>
+              </w:rPr>
+              <w:t xml:space="preserve">積載利用率</w:t>
+            </w:r>
+          </w:p>
+        </w:tc>
+        <w:tc>
+          <w:tcPr>
+            <w:tcW w:type="dxa" w:w="8004"/>
+            <w:tcBorders>
+              <w:top w:val="single" w:color="BFC7D5" w:sz="4"/>
+              <w:left w:val="single" w:color="BFC7D5" w:sz="4"/>
+              <w:bottom w:val="single" w:color="BFC7D5" w:sz="4"/>
+              <w:right w:val="single" w:color="BFC7D5" w:sz="4"/>
+            </w:tcBorders>
+            <w:tcMar>
+              <w:top w:type="dxa" w:w="60"/>
+              <w:left w:type="dxa" w:w="100"/>
+              <w:bottom w:type="dxa" w:w="60"/>
+              <w:right w:type="dxa" w:w="100"/>
+            </w:tcMar>
+          </w:tcPr>
+          <w:p>
+            <w:r>
+              <w:rPr>
+                <w:sz w:val="18"/>
+                <w:szCs w:val="18"/>
+              </w:rPr>
+              <w:t xml:space="preserve">荷物の隙間を見込んで、容積上限のうち実際に積める割合（システム設定）</w:t>
+            </w:r>
+          </w:p>
+        </w:tc>
+      </w:tr>
+      <w:tr>
+        <w:tc>
+          <w:tcPr>
+            <w:tcW w:type="dxa" w:w="1022"/>
+            <w:tcBorders>
+              <w:top w:val="single" w:color="BFC7D5" w:sz="4"/>
+              <w:left w:val="single" w:color="BFC7D5" w:sz="4"/>
+              <w:bottom w:val="single" w:color="BFC7D5" w:sz="4"/>
+              <w:right w:val="single" w:color="BFC7D5" w:sz="4"/>
+            </w:tcBorders>
+            <w:tcMar>
+              <w:top w:type="dxa" w:w="60"/>
+              <w:left w:type="dxa" w:w="100"/>
+              <w:bottom w:type="dxa" w:w="60"/>
+              <w:right w:type="dxa" w:w="100"/>
+            </w:tcMar>
+          </w:tcPr>
+          <w:p>
+            <w:r>
+              <w:rPr>
+                <w:sz w:val="18"/>
+                <w:szCs w:val="18"/>
+              </w:rPr>
               <w:t xml:space="preserve">積載率</w:t>
             </w:r>
           </w:p>
@@ -8377,7 +9330,7 @@
                 <w:sz w:val="18"/>
                 <w:szCs w:val="18"/>
               </w:rPr>
-              <w:t xml:space="preserve">トラックの容積上限に対して、積んでいる荷物の体積の割合</w:t>
+              <w:t xml:space="preserve">積める量（容積上限×積載利用率）に対して、積んでいる荷物の体積の割合</w:t>
             </w:r>
           </w:p>
         </w:tc>
@@ -8785,6 +9738,18 @@
     </w:lvlOverride>
   </w:num>
   <w:num w:numId="11">
+    <w:abstractNumId w:val="3"/>
+    <w:lvlOverride w:ilvl="0">
+      <w:startOverride w:val="1"/>
+    </w:lvlOverride>
+  </w:num>
+  <w:num w:numId="12">
+    <w:abstractNumId w:val="3"/>
+    <w:lvlOverride w:ilvl="0">
+      <w:startOverride w:val="1"/>
+    </w:lvlOverride>
+  </w:num>
+  <w:num w:numId="13">
     <w:abstractNumId w:val="3"/>
     <w:lvlOverride w:ilvl="0">
       <w:startOverride w:val="1"/>

--- a/docs/オペレーションマニュアル.docx
+++ b/docs/オペレーションマニュアル.docx
@@ -3132,7 +3132,73 @@
         <w:spacing w:after="120"/>
       </w:pPr>
       <w:r>
-        <w:t xml:space="preserve">同じ日を複数の人が同時に編集していて、自分が保存する前に他の人が同じ配送先を変更していた場合、保存は止められ、誰が変更したかが表示されます。画面を開き直して、最新の内容を確認してから入力し直してください。</w:t>
+        <w:t xml:space="preserve">荷物受付は、何人でも同時に使えます。別々の配送先を登録・編集している限り、全員の保存がそのまま反映されます。</w:t>
+      </w:r>
+    </w:p>
+    <w:p>
+      <w:pPr>
+        <w:spacing w:after="120"/>
+      </w:pPr>
+      <w:r>
+        <w:t xml:space="preserve">自分が画面を開いた後に、他の人が</w:t>
+      </w:r>
+      <w:r>
+        <w:rPr>
+          <w:b/>
+          <w:bCs/>
+        </w:rPr>
+        <w:t xml:space="preserve">同じ配送先</w:t>
+      </w:r>
+      <w:r>
+        <w:t xml:space="preserve">を先に変更・保存していた場合だけ、その配送先の自分の変更は保存されません。「○○さんが先に更新していたため、この配送先の変更は保存されませんでした」と、誰が変更したかが表示されます。</w:t>
+      </w:r>
+    </w:p>
+    <w:p>
+      <w:pPr>
+        <w:pStyle w:val="ListParagraph"/>
+        <w:numPr>
+          <w:ilvl w:val="0"/>
+          <w:numId w:val="3"/>
+        </w:numPr>
+      </w:pPr>
+      <w:r>
+        <w:t xml:space="preserve">「確認しました」を押すと、画面は自動で最新の内容（相手が保存した内容）に切り替わります。ブラウザの再読み込みやログアウトは必要ありません。</w:t>
+      </w:r>
+    </w:p>
+    <w:p>
+      <w:pPr>
+        <w:pStyle w:val="ListParagraph"/>
+        <w:numPr>
+          <w:ilvl w:val="0"/>
+          <w:numId w:val="3"/>
+        </w:numPr>
+      </w:pPr>
+      <w:r>
+        <w:t xml:space="preserve">保存されなかった配送先の内容を確かめ、必要なら入力し直して、もう一度「保存」を押してください。</w:t>
+      </w:r>
+    </w:p>
+    <w:p>
+      <w:pPr>
+        <w:pStyle w:val="ListParagraph"/>
+        <w:numPr>
+          <w:ilvl w:val="0"/>
+          <w:numId w:val="3"/>
+        </w:numPr>
+      </w:pPr>
+      <w:r>
+        <w:t xml:space="preserve">同じ保存で変更した他の配送先は、保存されています。</w:t>
+      </w:r>
+    </w:p>
+    <w:p>
+      <w:pPr>
+        <w:pStyle w:val="ListParagraph"/>
+        <w:numPr>
+          <w:ilvl w:val="0"/>
+          <w:numId w:val="3"/>
+        </w:numPr>
+      </w:pPr>
+      <w:r>
+        <w:t xml:space="preserve">他の人が新しく登録した配送先は、自分の画面には自動では表示されません。保存したときや、画面を開き直したときに表示されます。</w:t>
       </w:r>
     </w:p>
     <w:p>
